--- a/ind/docx/63.content.docx
+++ b/ind/docx/63.content.docx
@@ -19,7 +19,7 @@
         <w:rPr>
           <w:lang w:val="id_ID" w:bidi="id_ID"/>
         </w:rPr>
-        <w:t>Resource: Tyndale Open Study Notes</w:t>
+        <w:t>Resource: Aquifer Open Study Notes (Book Intros)</w:t>
       </w:r>
       <w:r>
         <w:rPr>
@@ -112,7 +112,7 @@
         <w:rPr>
           <w:lang w:val="id_ID" w:bidi="id_ID"/>
         </w:rPr>
-        <w:t>Tyndale Open Study Notes</w:t>
+        <w:t>Aquifer Open Study Notes (Book Intros)</w:t>
       </w:r>
     </w:p>
     <w:p>

--- a/ind/docx/63.content.docx
+++ b/ind/docx/63.content.docx
@@ -295,36 +295,24 @@
         </w:rPr>
         <w:t>Surat pribadi ini dimulai dengan salam (</w:t>
       </w:r>
-      <w:hyperlink r:id="rId13">
-        <w:r>
-          <w:rPr>
-            <w:lang w:val="id_ID" w:bidi="id_ID"/>
-          </w:rPr>
-          <w:rPr>
-            <w:color w:val="0000EE"/>
-            <w:u w:val="single"/>
-          </w:rPr>
-          <w:t>2Yoh. 1:1–3</w:t>
-        </w:r>
-      </w:hyperlink>
+      <w:r>
+        <w:rPr>
+          <w:lang w:val="id_ID" w:bidi="id_ID"/>
+        </w:rPr>
+        <w:t>2Yoh. 1:1–3</w:t>
+      </w:r>
       <w:r>
         <w:rPr>
           <w:lang w:val="id_ID" w:bidi="id_ID"/>
         </w:rPr>
         <w:t>) dan kemudian menyatakan keinginan penulis (</w:t>
       </w:r>
-      <w:hyperlink r:id="rId14">
-        <w:r>
-          <w:rPr>
-            <w:lang w:val="id_ID" w:bidi="id_ID"/>
-          </w:rPr>
-          <w:rPr>
-            <w:color w:val="0000EE"/>
-            <w:u w:val="single"/>
-          </w:rPr>
-          <w:t>2Yoh. 1:4–11</w:t>
-        </w:r>
-      </w:hyperlink>
+      <w:r>
+        <w:rPr>
+          <w:lang w:val="id_ID" w:bidi="id_ID"/>
+        </w:rPr>
+        <w:t>2Yoh. 1:4–11</w:t>
+      </w:r>
       <w:r>
         <w:rPr>
           <w:lang w:val="id_ID" w:bidi="id_ID"/>
@@ -356,18 +344,12 @@
         </w:rPr>
         <w:t>Beberapa sarjana berpendapat bahwa Yohanes yang menulis surat ini (</w:t>
       </w:r>
-      <w:hyperlink r:id="rId15">
-        <w:r>
-          <w:rPr>
-            <w:lang w:val="id_ID" w:bidi="id_ID"/>
-          </w:rPr>
-          <w:rPr>
-            <w:color w:val="0000EE"/>
-            <w:u w:val="single"/>
-          </w:rPr>
-          <w:t>2Yoh. 1:1</w:t>
-        </w:r>
-      </w:hyperlink>
+      <w:r>
+        <w:rPr>
+          <w:lang w:val="id_ID" w:bidi="id_ID"/>
+        </w:rPr>
+        <w:t>2Yoh. 1:1</w:t>
+      </w:r>
       <w:r>
         <w:rPr>
           <w:lang w:val="id_ID" w:bidi="id_ID"/>
@@ -411,36 +393,24 @@
         </w:rPr>
         <w:t>Penerima 2 Yohanes dikenal sebagai seorang "wanita pilihan dan . . . anak-anaknya" (</w:t>
       </w:r>
-      <w:hyperlink r:id="rId15">
-        <w:r>
-          <w:rPr>
-            <w:lang w:val="id_ID" w:bidi="id_ID"/>
-          </w:rPr>
-          <w:rPr>
-            <w:color w:val="0000EE"/>
-            <w:u w:val="single"/>
-          </w:rPr>
-          <w:t>2Yoh. 1:1</w:t>
-        </w:r>
-      </w:hyperlink>
+      <w:r>
+        <w:rPr>
+          <w:lang w:val="id_ID" w:bidi="id_ID"/>
+        </w:rPr>
+        <w:t>2Yoh. 1:1</w:t>
+      </w:r>
       <w:r>
         <w:rPr>
           <w:lang w:val="id_ID" w:bidi="id_ID"/>
         </w:rPr>
         <w:t xml:space="preserve">). Ini mungkin merujuk pada seorang perempuan tertentu bernama Kyria dan anak-anak biologisnya (kata Yunani kyria, "wanita," dapat menjadi nama diri). Namun, kemungkinan besar Yohanes berbicara tentang gereja lokal tertentu ("wanita pilihan") dan para anggotanya / ("anak-anaknya"; bdk. </w:t>
       </w:r>
-      <w:hyperlink r:id="rId16">
-        <w:r>
-          <w:rPr>
-            <w:lang w:val="id_ID" w:bidi="id_ID"/>
-          </w:rPr>
-          <w:rPr>
-            <w:color w:val="0000EE"/>
-            <w:u w:val="single"/>
-          </w:rPr>
-          <w:t>1Ptr. 5:13</w:t>
-        </w:r>
-      </w:hyperlink>
+      <w:r>
+        <w:rPr>
+          <w:lang w:val="id_ID" w:bidi="id_ID"/>
+        </w:rPr>
+        <w:t>1Ptr. 5:13</w:t>
+      </w:r>
       <w:r>
         <w:rPr>
           <w:lang w:val="id_ID" w:bidi="id_ID"/>
@@ -472,36 +442,24 @@
         </w:rPr>
         <w:t>Pesan dari 2 Yohanes memiliki dua aspek. Pertama, anggota komunitas Kristen harus saling mengasihi (</w:t>
       </w:r>
-      <w:hyperlink r:id="rId17">
-        <w:r>
-          <w:rPr>
-            <w:lang w:val="id_ID" w:bidi="id_ID"/>
-          </w:rPr>
-          <w:rPr>
-            <w:color w:val="0000EE"/>
-            <w:u w:val="single"/>
-          </w:rPr>
-          <w:t>2Yoh. 1:5</w:t>
-        </w:r>
-      </w:hyperlink>
+      <w:r>
+        <w:rPr>
+          <w:lang w:val="id_ID" w:bidi="id_ID"/>
+        </w:rPr>
+        <w:t>2Yoh. 1:5</w:t>
+      </w:r>
       <w:r>
         <w:rPr>
           <w:lang w:val="id_ID" w:bidi="id_ID"/>
         </w:rPr>
         <w:t>). Pelaksanaan dari kasih ini harus mengikuti perintah Yesus (</w:t>
       </w:r>
-      <w:hyperlink r:id="rId18">
-        <w:r>
-          <w:rPr>
-            <w:lang w:val="id_ID" w:bidi="id_ID"/>
-          </w:rPr>
-          <w:rPr>
-            <w:color w:val="0000EE"/>
-            <w:u w:val="single"/>
-          </w:rPr>
-          <w:t>2Yoh. 1:6</w:t>
-        </w:r>
-      </w:hyperlink>
+      <w:r>
+        <w:rPr>
+          <w:lang w:val="id_ID" w:bidi="id_ID"/>
+        </w:rPr>
+        <w:t>2Yoh. 1:6</w:t>
+      </w:r>
       <w:r>
         <w:rPr>
           <w:lang w:val="id_ID" w:bidi="id_ID"/>
@@ -522,126 +480,84 @@
         </w:rPr>
         <w:t>Banyak dari Surat-surat Perjanjian Baru ditulis, setidaknya sebagian, untuk menangani berbagai bentuk ajaran sesat. Hal ini berlaku untuk beberapa surat Paulus: Galatia (</w:t>
       </w:r>
-      <w:hyperlink r:id="rId19">
-        <w:r>
-          <w:rPr>
-            <w:lang w:val="id_ID" w:bidi="id_ID"/>
-          </w:rPr>
-          <w:rPr>
-            <w:color w:val="0000EE"/>
-            <w:u w:val="single"/>
-          </w:rPr>
-          <w:t>Gal. 1:6</w:t>
-        </w:r>
-      </w:hyperlink>
+      <w:r>
+        <w:rPr>
+          <w:lang w:val="id_ID" w:bidi="id_ID"/>
+        </w:rPr>
+        <w:t>Gal. 1:6</w:t>
+      </w:r>
       <w:r>
         <w:rPr>
           <w:lang w:val="id_ID" w:bidi="id_ID"/>
         </w:rPr>
         <w:t>), Kolose (</w:t>
       </w:r>
-      <w:hyperlink r:id="rId20">
-        <w:r>
-          <w:rPr>
-            <w:lang w:val="id_ID" w:bidi="id_ID"/>
-          </w:rPr>
-          <w:rPr>
-            <w:color w:val="0000EE"/>
-            <w:u w:val="single"/>
-          </w:rPr>
-          <w:t>Kol. 2:16–23</w:t>
-        </w:r>
-      </w:hyperlink>
+      <w:r>
+        <w:rPr>
+          <w:lang w:val="id_ID" w:bidi="id_ID"/>
+        </w:rPr>
+        <w:t>Kol. 2:16–23</w:t>
+      </w:r>
       <w:r>
         <w:rPr>
           <w:lang w:val="id_ID" w:bidi="id_ID"/>
         </w:rPr>
         <w:t>), 2 Tesalonika (</w:t>
       </w:r>
-      <w:hyperlink r:id="rId21">
-        <w:r>
-          <w:rPr>
-            <w:lang w:val="id_ID" w:bidi="id_ID"/>
-          </w:rPr>
-          <w:rPr>
-            <w:color w:val="0000EE"/>
-            <w:u w:val="single"/>
-          </w:rPr>
-          <w:t>2Tes. 2:1–3</w:t>
-        </w:r>
-      </w:hyperlink>
+      <w:r>
+        <w:rPr>
+          <w:lang w:val="id_ID" w:bidi="id_ID"/>
+        </w:rPr>
+        <w:t>2Tes. 2:1–3</w:t>
+      </w:r>
       <w:r>
         <w:rPr>
           <w:lang w:val="id_ID" w:bidi="id_ID"/>
         </w:rPr>
         <w:t>), dan 1 Timotius (</w:t>
       </w:r>
-      <w:hyperlink r:id="rId22">
-        <w:r>
-          <w:rPr>
-            <w:lang w:val="id_ID" w:bidi="id_ID"/>
-          </w:rPr>
-          <w:rPr>
-            <w:color w:val="0000EE"/>
-            <w:u w:val="single"/>
-          </w:rPr>
-          <w:t>1Tim. 4:1</w:t>
-        </w:r>
-      </w:hyperlink>
+      <w:r>
+        <w:rPr>
+          <w:lang w:val="id_ID" w:bidi="id_ID"/>
+        </w:rPr>
+        <w:t>1Tim. 4:1</w:t>
+      </w:r>
       <w:r>
         <w:rPr>
           <w:lang w:val="id_ID" w:bidi="id_ID"/>
         </w:rPr>
         <w:t xml:space="preserve">; </w:t>
       </w:r>
-      <w:hyperlink r:id="rId23">
-        <w:r>
-          <w:rPr>
-            <w:lang w:val="id_ID" w:bidi="id_ID"/>
-          </w:rPr>
-          <w:rPr>
-            <w:color w:val="0000EE"/>
-            <w:u w:val="single"/>
-          </w:rPr>
-          <w:t>6:20–21</w:t>
-        </w:r>
-      </w:hyperlink>
+      <w:r>
+        <w:rPr>
+          <w:lang w:val="id_ID" w:bidi="id_ID"/>
+        </w:rPr>
+        <w:t>6:20–21</w:t>
+      </w:r>
       <w:r>
         <w:rPr>
           <w:lang w:val="id_ID" w:bidi="id_ID"/>
         </w:rPr>
         <w:t>). Petrus menulis surat keduanya untuk melawan guru-guru palsu (</w:t>
       </w:r>
-      <w:hyperlink r:id="rId24">
-        <w:r>
-          <w:rPr>
-            <w:lang w:val="id_ID" w:bidi="id_ID"/>
-          </w:rPr>
-          <w:rPr>
-            <w:color w:val="0000EE"/>
-            <w:u w:val="single"/>
-          </w:rPr>
-          <w:t>2Ptr. 2:1–22</w:t>
-        </w:r>
-      </w:hyperlink>
+      <w:r>
+        <w:rPr>
+          <w:lang w:val="id_ID" w:bidi="id_ID"/>
+        </w:rPr>
+        <w:t>2Ptr. 2:1–22</w:t>
+      </w:r>
       <w:r>
         <w:rPr>
           <w:lang w:val="id_ID" w:bidi="id_ID"/>
         </w:rPr>
         <w:t>), dan Yudas menulis suratnya untuk alasan yang sama (</w:t>
       </w:r>
-      <w:hyperlink r:id="rId25">
-        <w:r>
-          <w:rPr>
-            <w:lang w:val="id_ID" w:bidi="id_ID"/>
-          </w:rPr>
-          <w:rPr>
-            <w:color w:val="0000EE"/>
-            <w:u w:val="single"/>
-          </w:rPr>
-          <w:t>Yudas 1:3–4</w:t>
-        </w:r>
-      </w:hyperlink>
+      <w:r>
+        <w:rPr>
+          <w:lang w:val="id_ID" w:bidi="id_ID"/>
+        </w:rPr>
+        <w:t>Yudas 1:3–4</w:t>
+      </w:r>
       <w:r>
         <w:rPr>
           <w:lang w:val="id_ID" w:bidi="id_ID"/>
